--- a/PEM en TIC_Sesión de Clase 12 Programación I_18_semanas.docx
+++ b/PEM en TIC_Sesión de Clase 12 Programación I_18_semanas.docx
@@ -1052,13 +1052,67 @@
         <w:t xml:space="preserve"> </w:t>
       </w:r>
       <w:r>
-        <w:t xml:space="preserve">unificado, guía docente, ocho ejercicios en escalera con Kit de doce</w:t>
-      </w:r>
-      <w:r>
-        <w:t xml:space="preserve"> </w:t>
-      </w:r>
-      <w:r>
-        <w:t xml:space="preserve">archivos completos, cheat sheet de dos pestañas —</w:t>
+        <w:t xml:space="preserve">unificado, guía docente, seis ejercicios progresivos de Jugador, ocho</w:t>
+      </w:r>
+      <w:r>
+        <w:t xml:space="preserve"> </w:t>
+      </w:r>
+      <w:r>
+        <w:t xml:space="preserve">ejercicios independientes de Biblioteca y seis pestañas en</w:t>
+      </w:r>
+      <w:r>
+        <w:t xml:space="preserve"> </w:t>
+      </w:r>
+      <w:r>
+        <w:rPr>
+          <w:rStyle w:val="VerbatimChar"/>
+        </w:rPr>
+        <w:t xml:space="preserve">ejercicios.html</w:t>
+      </w:r>
+      <w:r>
+        <w:t xml:space="preserve">:</w:t>
+      </w:r>
+      <w:r>
+        <w:t xml:space="preserve"> </w:t>
+      </w:r>
+      <w:r>
+        <w:t xml:space="preserve">Ejercicios, Kit de Acompañamiento de Ejercicios, explicación del Kit,</w:t>
+      </w:r>
+      <w:r>
+        <w:t xml:space="preserve"> </w:t>
+      </w:r>
+      <w:r>
+        <w:t xml:space="preserve">Kit para iniciar Jugador desde cero (proyecto y dependencias seleccionados</w:t>
+      </w:r>
+      <w:r>
+        <w:t xml:space="preserve"> </w:t>
+      </w:r>
+      <w:r>
+        <w:t xml:space="preserve">en Spring Initializr, con árbol completo de archivos), Práctica</w:t>
+      </w:r>
+      <w:r>
+        <w:t xml:space="preserve"> </w:t>
+      </w:r>
+      <w:r>
+        <w:t xml:space="preserve">independiente de Biblioteca y Anexo</w:t>
+      </w:r>
+      <w:r>
+        <w:t xml:space="preserve"> </w:t>
+      </w:r>
+      <w:r>
+        <w:rPr>
+          <w:rStyle w:val="VerbatimChar"/>
+        </w:rPr>
+        <w:t xml:space="preserve">taller-jpa</w:t>
+      </w:r>
+      <w:r>
+        <w:t xml:space="preserve">; cheat sheet de</w:t>
+      </w:r>
+      <w:r>
+        <w:t xml:space="preserve"> </w:t>
+      </w:r>
+      <w:r>
+        <w:t xml:space="preserve">dos pestañas —</w:t>
       </w:r>
       <w:r>
         <w:t xml:space="preserve">“Conceptos JPA”</w:t>
@@ -1180,6 +1234,150 @@
       </w:r>
       <w:r>
         <w:t xml:space="preserve">Semana 13 y el despliegue en producción a la Semana 14.</w:t>
+      </w:r>
+    </w:p>
+    <w:p>
+      <w:pPr>
+        <w:pStyle w:val="BlockText"/>
+      </w:pPr>
+      <w:r>
+        <w:rPr>
+          <w:b/>
+          <w:bCs/>
+        </w:rPr>
+        <w:t xml:space="preserve">Continuidad para grupos que completaron la Semana 11:</w:t>
+      </w:r>
+      <w:r>
+        <w:t xml:space="preserve"> </w:t>
+      </w:r>
+      <w:r>
+        <w:t xml:space="preserve">trabajar sobre</w:t>
+      </w:r>
+      <w:r>
+        <w:t xml:space="preserve"> </w:t>
+      </w:r>
+      <w:r>
+        <w:t xml:space="preserve">el módulo validado que ya tienen; no rehacer el formulario, las</w:t>
+      </w:r>
+      <w:r>
+        <w:t xml:space="preserve"> </w:t>
+      </w:r>
+      <w:r>
+        <w:t xml:space="preserve">validaciones, las rutas ni las plantillas. Se agrega JPA y se sustituye la</w:t>
+      </w:r>
+      <w:r>
+        <w:t xml:space="preserve"> </w:t>
+      </w:r>
+      <w:r>
+        <w:t xml:space="preserve">lista en memoria; las etiquetas del Kit distinguen lo que se conserva, se</w:t>
+      </w:r>
+      <w:r>
+        <w:t xml:space="preserve"> </w:t>
+      </w:r>
+      <w:r>
+        <w:t xml:space="preserve">agrega, se modifica y lo imprescindible. Relacionar cada requisito omitido</w:t>
+      </w:r>
+      <w:r>
+        <w:t xml:space="preserve"> </w:t>
+      </w:r>
+      <w:r>
+        <w:t xml:space="preserve">con su síntoma: imports JPA sin resolver si falta</w:t>
+      </w:r>
+      <w:r>
+        <w:t xml:space="preserve"> </w:t>
+      </w:r>
+      <w:r>
+        <w:rPr>
+          <w:rStyle w:val="VerbatimChar"/>
+        </w:rPr>
+        <w:t xml:space="preserve">data-jpa</w:t>
+      </w:r>
+      <w:r>
+        <w:t xml:space="preserve">, fallo del</w:t>
+      </w:r>
+      <w:r>
+        <w:t xml:space="preserve"> </w:t>
+      </w:r>
+      <w:r>
+        <w:t xml:space="preserve">driver al arrancar si falta H2, error de entidad si falta</w:t>
+      </w:r>
+      <w:r>
+        <w:t xml:space="preserve"> </w:t>
+      </w:r>
+      <w:r>
+        <w:rPr>
+          <w:rStyle w:val="VerbatimChar"/>
+        </w:rPr>
+        <w:t xml:space="preserve">@Entity</w:t>
+      </w:r>
+      <w:r>
+        <w:t xml:space="preserve">/</w:t>
+      </w:r>
+      <w:r>
+        <w:rPr>
+          <w:rStyle w:val="VerbatimChar"/>
+        </w:rPr>
+        <w:t xml:space="preserve">@Id</w:t>
+      </w:r>
+      <w:r>
+        <w:t xml:space="preserve"> </w:t>
+      </w:r>
+      <w:r>
+        <w:t xml:space="preserve">o el constructor vacío, inyección fallida si Spring no</w:t>
+      </w:r>
+      <w:r>
+        <w:t xml:space="preserve"> </w:t>
+      </w:r>
+      <w:r>
+        <w:t xml:space="preserve">encuentra el repositorio, duplicados al editar sin el</w:t>
+      </w:r>
+      <w:r>
+        <w:t xml:space="preserve"> </w:t>
+      </w:r>
+      <w:r>
+        <w:rPr>
+          <w:rStyle w:val="VerbatimChar"/>
+        </w:rPr>
+        <w:t xml:space="preserve">id</w:t>
+      </w:r>
+      <w:r>
+        <w:t xml:space="preserve"> </w:t>
+      </w:r>
+      <w:r>
+        <w:t xml:space="preserve">oculto y</w:t>
+      </w:r>
+      <w:r>
+        <w:t xml:space="preserve"> </w:t>
+      </w:r>
+      <w:r>
+        <w:t xml:space="preserve">pérdida de datos con H2</w:t>
+      </w:r>
+      <w:r>
+        <w:t xml:space="preserve"> </w:t>
+      </w:r>
+      <w:r>
+        <w:rPr>
+          <w:rStyle w:val="VerbatimChar"/>
+        </w:rPr>
+        <w:t xml:space="preserve">mem</w:t>
+      </w:r>
+      <w:r>
+        <w:t xml:space="preserve"> </w:t>
+      </w:r>
+      <w:r>
+        <w:t xml:space="preserve">o</w:t>
+      </w:r>
+      <w:r>
+        <w:t xml:space="preserve"> </w:t>
+      </w:r>
+      <w:r>
+        <w:rPr>
+          <w:rStyle w:val="VerbatimChar"/>
+        </w:rPr>
+        <w:t xml:space="preserve">ddl-auto=create</w:t>
+      </w:r>
+      <w:r>
+        <w:t xml:space="preserve">.</w:t>
       </w:r>
     </w:p>
     <w:p>
@@ -1631,63 +1829,49 @@
           <w:i/>
           <w:iCs/>
         </w:rPr>
-        <w:t xml:space="preserve">el driver de H2, y junto a ellas spring-boot-devtools, que a partir de esta</w:t>
-      </w:r>
-      <w:r>
-        <w:rPr>
-          <w:i/>
-          <w:iCs/>
-        </w:rPr>
-        <w:t xml:space="preserve"> </w:t>
-      </w:r>
-      <w:r>
-        <w:rPr>
-          <w:i/>
-          <w:iCs/>
-        </w:rPr>
-        <w:t xml:space="preserve">sesión evita tener que detener y recompilar el proyecto tras cada cambio: el</w:t>
-      </w:r>
-      <w:r>
-        <w:rPr>
-          <w:i/>
-          <w:iCs/>
-        </w:rPr>
-        <w:t xml:space="preserve"> </w:t>
-      </w:r>
-      <w:r>
-        <w:rPr>
-          <w:i/>
-          <w:iCs/>
-        </w:rPr>
-        <w:t xml:space="preserve">docente modifica un texto de una plantilla y muestra que basta con refrescar</w:t>
-      </w:r>
-      <w:r>
-        <w:rPr>
-          <w:i/>
-          <w:iCs/>
-        </w:rPr>
-        <w:t xml:space="preserve"> </w:t>
-      </w:r>
-      <w:r>
-        <w:rPr>
-          <w:i/>
-          <w:iCs/>
-        </w:rPr>
-        <w:t xml:space="preserve">el navegador. Se advierte de inmediato la excepción que más confunde: los</w:t>
-      </w:r>
-      <w:r>
-        <w:rPr>
-          <w:i/>
-          <w:iCs/>
-        </w:rPr>
-        <w:t xml:space="preserve"> </w:t>
-      </w:r>
-      <w:r>
-        <w:rPr>
-          <w:i/>
-          <w:iCs/>
-        </w:rPr>
-        <w:t xml:space="preserve">cambios en pom.xml y en los archivos application</w:t>
+        <w:t xml:space="preserve">el driver de H2, y junto a ellas spring-boot-devtools. Se explica con</w:t>
+      </w:r>
+      <w:r>
+        <w:rPr>
+          <w:i/>
+          <w:iCs/>
+        </w:rPr>
+        <w:t xml:space="preserve"> </w:t>
+      </w:r>
+      <w:r>
+        <w:rPr>
+          <w:i/>
+          <w:iCs/>
+        </w:rPr>
+        <w:t xml:space="preserve">precisión que el reinicio automático ocurre cuando se recompila código; un</w:t>
+      </w:r>
+      <w:r>
+        <w:rPr>
+          <w:i/>
+          <w:iCs/>
+        </w:rPr>
+        <w:t xml:space="preserve"> </w:t>
+      </w:r>
+      <w:r>
+        <w:rPr>
+          <w:i/>
+          <w:iCs/>
+        </w:rPr>
+        <w:t xml:space="preserve">cambio en una plantilla se ve al refrescar el navegador y no reinicia Java.</w:t>
+      </w:r>
+      <w:r>
+        <w:rPr>
+          <w:i/>
+          <w:iCs/>
+        </w:rPr>
+        <w:t xml:space="preserve"> </w:t>
+      </w:r>
+      <w:r>
+        <w:rPr>
+          <w:i/>
+          <w:iCs/>
+        </w:rPr>
+        <w:t xml:space="preserve">Los cambios en pom.xml y en los archivos application</w:t>
       </w:r>
       <w:r>
         <w:t xml:space="preserve">.properties siguen</w:t>
@@ -1792,28 +1976,28 @@
           <w:i/>
           <w:iCs/>
         </w:rPr>
-        <w:t xml:space="preserve">“Conceptos JPA”</w:t>
-      </w:r>
-      <w:r>
-        <w:rPr>
-          <w:i/>
-          <w:iCs/>
-        </w:rPr>
-        <w:t xml:space="preserve">,</w:t>
-      </w:r>
-      <w:r>
-        <w:rPr>
-          <w:i/>
-          <w:iCs/>
-        </w:rPr>
-        <w:t xml:space="preserve"> </w:t>
-      </w:r>
-      <w:r>
-        <w:rPr>
-          <w:i/>
-          <w:iCs/>
-        </w:rPr>
-        <w:t xml:space="preserve">proyecto de demostración</w:t>
+        <w:t xml:space="preserve">“Continuidad:</w:t>
+      </w:r>
+      <w:r>
+        <w:rPr>
+          <w:i/>
+          <w:iCs/>
+        </w:rPr>
+        <w:t xml:space="preserve"> </w:t>
+      </w:r>
+      <w:r>
+        <w:rPr>
+          <w:i/>
+          <w:iCs/>
+        </w:rPr>
+        <w:t xml:space="preserve">Jugador”</w:t>
+      </w:r>
+      <w:r>
+        <w:rPr>
+          <w:i/>
+          <w:iCs/>
+        </w:rPr>
+        <w:t xml:space="preserve">, proyecto de Semana 11</w:t>
       </w:r>
       <w:r>
         <w:rPr>
@@ -1828,6 +2012,49 @@
           <w:i/>
           <w:iCs/>
         </w:rPr>
+        <w:t xml:space="preserve">taller-formularios</w:t>
+      </w:r>
+      <w:r>
+        <w:rPr>
+          <w:i/>
+          <w:iCs/>
+        </w:rPr>
+        <w:t xml:space="preserve"> </w:t>
+      </w:r>
+      <w:r>
+        <w:rPr>
+          <w:i/>
+          <w:iCs/>
+        </w:rPr>
+        <w:t xml:space="preserve">con las dependencias</w:t>
+      </w:r>
+      <w:r>
+        <w:rPr>
+          <w:i/>
+          <w:iCs/>
+        </w:rPr>
+        <w:t xml:space="preserve"> </w:t>
+      </w:r>
+      <w:r>
+        <w:rPr>
+          <w:i/>
+          <w:iCs/>
+        </w:rPr>
+        <w:t xml:space="preserve">JPA ya agregadas.</w:t>
+      </w:r>
+      <w:r>
+        <w:rPr>
+          <w:i/>
+          <w:iCs/>
+        </w:rPr>
+        <w:t xml:space="preserve"> </w:t>
+      </w:r>
+      <w:r>
+        <w:rPr>
+          <w:rStyle w:val="VerbatimChar"/>
+          <w:i/>
+          <w:iCs/>
+        </w:rPr>
         <w:t xml:space="preserve">taller-jpa</w:t>
       </w:r>
       <w:r>
@@ -1842,7 +2069,7 @@
           <w:i/>
           <w:iCs/>
         </w:rPr>
-        <w:t xml:space="preserve">con las dependencias ya descargadas.</w:t>
+        <w:t xml:space="preserve">es una referencia funcional separada del Kit.</w:t>
       </w:r>
     </w:p>
     <w:p>
@@ -1854,21 +2081,21 @@
           <w:i/>
           <w:iCs/>
         </w:rPr>
-        <w:t xml:space="preserve">Actividad que realizará el estudiante: Agregar las tres dependencias a su</w:t>
-      </w:r>
-      <w:r>
-        <w:rPr>
-          <w:i/>
-          <w:iCs/>
-        </w:rPr>
-        <w:t xml:space="preserve"> </w:t>
-      </w:r>
-      <w:r>
-        <w:rPr>
-          <w:i/>
-          <w:iCs/>
-        </w:rPr>
-        <w:t xml:space="preserve">proyecto de práctica, confirmar que sigue arrancando y comprobar la recarga</w:t>
+        <w:t xml:space="preserve">Actividad que realizará el estudiante: Agregar las dependencias JPA/H2 al</w:t>
+      </w:r>
+      <w:r>
+        <w:rPr>
+          <w:i/>
+          <w:iCs/>
+        </w:rPr>
+        <w:t xml:space="preserve"> </w:t>
+      </w:r>
+      <w:r>
+        <w:rPr>
+          <w:i/>
+          <w:iCs/>
+        </w:rPr>
+        <w:t xml:space="preserve">módulo de Semana 11, confirmar que sigue arrancando y comprobar la recarga</w:t>
       </w:r>
       <w:r>
         <w:rPr>
@@ -1910,7 +2137,43 @@
           <w:i/>
           <w:iCs/>
         </w:rPr>
-        <w:t xml:space="preserve">Actividad: Conversión de una clase ordinaria en entidad, nombrando en voz</w:t>
+        <w:t xml:space="preserve">Actividad: Conversión de</w:t>
+      </w:r>
+      <w:r>
+        <w:rPr>
+          <w:i/>
+          <w:iCs/>
+        </w:rPr>
+        <w:t xml:space="preserve"> </w:t>
+      </w:r>
+      <w:r>
+        <w:rPr>
+          <w:rStyle w:val="VerbatimChar"/>
+          <w:i/>
+          <w:iCs/>
+        </w:rPr>
+        <w:t xml:space="preserve">Jugador</w:t>
+      </w:r>
+      <w:r>
+        <w:rPr>
+          <w:i/>
+          <w:iCs/>
+        </w:rPr>
+        <w:t xml:space="preserve">, la misma entidad validada en Semana 11,</w:t>
+      </w:r>
+      <w:r>
+        <w:rPr>
+          <w:i/>
+          <w:iCs/>
+        </w:rPr>
+        <w:t xml:space="preserve"> </w:t>
+      </w:r>
+      <w:r>
+        <w:rPr>
+          <w:i/>
+          <w:iCs/>
+        </w:rPr>
+        <w:t xml:space="preserve">en entidad JPA, nombrando en voz</w:t>
       </w:r>
       <w:r>
         <w:rPr>
@@ -2134,7 +2397,119 @@
           <w:i/>
           <w:iCs/>
         </w:rPr>
-        <w:t xml:space="preserve">consulta se deduce del nombre del método.</w:t>
+        <w:t xml:space="preserve">consulta se deduce del nombre del método. Se comprueban el constructor</w:t>
+      </w:r>
+      <w:r>
+        <w:rPr>
+          <w:i/>
+          <w:iCs/>
+        </w:rPr>
+        <w:t xml:space="preserve"> </w:t>
+      </w:r>
+      <w:r>
+        <w:rPr>
+          <w:i/>
+          <w:iCs/>
+        </w:rPr>
+        <w:t xml:space="preserve">vacío requerido por JPA, el tipo de id y que el repositorio esté dentro del</w:t>
+      </w:r>
+      <w:r>
+        <w:rPr>
+          <w:i/>
+          <w:iCs/>
+        </w:rPr>
+        <w:t xml:space="preserve"> </w:t>
+      </w:r>
+      <w:r>
+        <w:rPr>
+          <w:i/>
+          <w:iCs/>
+        </w:rPr>
+        <w:t xml:space="preserve">paquete base. Si falta</w:t>
+      </w:r>
+      <w:r>
+        <w:rPr>
+          <w:i/>
+          <w:iCs/>
+        </w:rPr>
+        <w:t xml:space="preserve"> </w:t>
+      </w:r>
+      <w:r>
+        <w:rPr>
+          <w:i/>
+          <w:iCs/>
+        </w:rPr>
+        <w:t xml:space="preserve">@Id</w:t>
+      </w:r>
+      <w:r>
+        <w:rPr>
+          <w:i/>
+          <w:iCs/>
+        </w:rPr>
+        <w:t xml:space="preserve">, se lee</w:t>
+      </w:r>
+      <w:r>
+        <w:rPr>
+          <w:i/>
+          <w:iCs/>
+        </w:rPr>
+        <w:t xml:space="preserve"> </w:t>
+      </w:r>
+      <w:r>
+        <w:rPr>
+          <w:i/>
+          <w:iCs/>
+        </w:rPr>
+        <w:t xml:space="preserve">“No identifier specified for entity”</w:t>
+      </w:r>
+      <w:r>
+        <w:rPr>
+          <w:i/>
+          <w:iCs/>
+        </w:rPr>
+        <w:t xml:space="preserve">;</w:t>
+      </w:r>
+      <w:r>
+        <w:rPr>
+          <w:i/>
+          <w:iCs/>
+        </w:rPr>
+        <w:t xml:space="preserve"> </w:t>
+      </w:r>
+      <w:r>
+        <w:rPr>
+          <w:i/>
+          <w:iCs/>
+        </w:rPr>
+        <w:t xml:space="preserve">si un método derivado menciona un campo inexistente, el mensaje</w:t>
+      </w:r>
+      <w:r>
+        <w:rPr>
+          <w:i/>
+          <w:iCs/>
+        </w:rPr>
+        <w:t xml:space="preserve"> </w:t>
+      </w:r>
+      <w:r>
+        <w:rPr>
+          <w:i/>
+          <w:iCs/>
+        </w:rPr>
+        <w:t xml:space="preserve">“No property … found for type”</w:t>
+      </w:r>
+      <w:r>
+        <w:rPr>
+          <w:i/>
+          <w:iCs/>
+        </w:rPr>
+        <w:t xml:space="preserve"> </w:t>
+      </w:r>
+      <w:r>
+        <w:rPr>
+          <w:i/>
+          <w:iCs/>
+        </w:rPr>
+        <w:t xml:space="preserve">revela el nombre que debe corregirse.</w:t>
       </w:r>
     </w:p>
     <w:p>
@@ -2251,7 +2626,21 @@
           <w:i/>
           <w:iCs/>
         </w:rPr>
-        <w:t xml:space="preserve">), Kit de archivos completos de</w:t>
+        <w:t xml:space="preserve">), los Ejercicios de Jugador y el Kit de</w:t>
+      </w:r>
+      <w:r>
+        <w:rPr>
+          <w:i/>
+          <w:iCs/>
+        </w:rPr>
+        <w:t xml:space="preserve"> </w:t>
+      </w:r>
+      <w:r>
+        <w:rPr>
+          <w:i/>
+          <w:iCs/>
+        </w:rPr>
+        <w:t xml:space="preserve">Acompañamiento en</w:t>
       </w:r>
       <w:r>
         <w:rPr>
@@ -2285,21 +2674,79 @@
           <w:i/>
           <w:iCs/>
         </w:rPr>
-        <w:t xml:space="preserve">Actividad que realizará el estudiante: Anotar su entidad y crear su</w:t>
-      </w:r>
-      <w:r>
-        <w:rPr>
-          <w:i/>
-          <w:iCs/>
-        </w:rPr>
-        <w:t xml:space="preserve"> </w:t>
-      </w:r>
-      <w:r>
-        <w:rPr>
-          <w:i/>
-          <w:iCs/>
-        </w:rPr>
-        <w:t xml:space="preserve">repositorio en paralelo al docente.</w:t>
+        <w:t xml:space="preserve">Actividad que realizará el estudiante: Anotar</w:t>
+      </w:r>
+      <w:r>
+        <w:rPr>
+          <w:i/>
+          <w:iCs/>
+        </w:rPr>
+        <w:t xml:space="preserve"> </w:t>
+      </w:r>
+      <w:r>
+        <w:rPr>
+          <w:rStyle w:val="VerbatimChar"/>
+          <w:i/>
+          <w:iCs/>
+        </w:rPr>
+        <w:t xml:space="preserve">Jugador</w:t>
+      </w:r>
+      <w:r>
+        <w:rPr>
+          <w:i/>
+          <w:iCs/>
+        </w:rPr>
+        <w:t xml:space="preserve"> </w:t>
+      </w:r>
+      <w:r>
+        <w:rPr>
+          <w:i/>
+          <w:iCs/>
+        </w:rPr>
+        <w:t xml:space="preserve">sin quitar sus</w:t>
+      </w:r>
+      <w:r>
+        <w:rPr>
+          <w:i/>
+          <w:iCs/>
+        </w:rPr>
+        <w:t xml:space="preserve"> </w:t>
+      </w:r>
+      <w:r>
+        <w:rPr>
+          <w:i/>
+          <w:iCs/>
+        </w:rPr>
+        <w:t xml:space="preserve">validaciones y crear</w:t>
+      </w:r>
+      <w:r>
+        <w:rPr>
+          <w:i/>
+          <w:iCs/>
+        </w:rPr>
+        <w:t xml:space="preserve"> </w:t>
+      </w:r>
+      <w:r>
+        <w:rPr>
+          <w:rStyle w:val="VerbatimChar"/>
+          <w:i/>
+          <w:iCs/>
+        </w:rPr>
+        <w:t xml:space="preserve">JugadorRepository</w:t>
+      </w:r>
+      <w:r>
+        <w:rPr>
+          <w:i/>
+          <w:iCs/>
+        </w:rPr>
+        <w:t xml:space="preserve"> </w:t>
+      </w:r>
+      <w:r>
+        <w:rPr>
+          <w:i/>
+          <w:iCs/>
+        </w:rPr>
+        <w:t xml:space="preserve">en paralelo al docente.</w:t>
       </w:r>
     </w:p>
     <w:p>
@@ -2561,21 +3008,77 @@
           <w:i/>
           <w:iCs/>
         </w:rPr>
-        <w:t xml:space="preserve">de un método derivado. Cada error se lee en el registro de arranque,</w:t>
-      </w:r>
-      <w:r>
-        <w:rPr>
-          <w:i/>
-          <w:iCs/>
-        </w:rPr>
-        <w:t xml:space="preserve"> </w:t>
-      </w:r>
-      <w:r>
-        <w:rPr>
-          <w:i/>
-          <w:iCs/>
-        </w:rPr>
-        <w:t xml:space="preserve">señalando qué línea del mensaje importa. Se completa después el ciclo CRUD</w:t>
+        <w:t xml:space="preserve">de un método derivado. Se muestra además que, si Spring no detecta el</w:t>
+      </w:r>
+      <w:r>
+        <w:rPr>
+          <w:i/>
+          <w:iCs/>
+        </w:rPr>
+        <w:t xml:space="preserve"> </w:t>
+      </w:r>
+      <w:r>
+        <w:rPr>
+          <w:i/>
+          <w:iCs/>
+        </w:rPr>
+        <w:t xml:space="preserve">repositorio porque quedó fuera del paquete base, falla su inyección; en</w:t>
+      </w:r>
+      <w:r>
+        <w:rPr>
+          <w:i/>
+          <w:iCs/>
+        </w:rPr>
+        <w:t xml:space="preserve"> </w:t>
+      </w:r>
+      <w:r>
+        <w:rPr>
+          <w:i/>
+          <w:iCs/>
+        </w:rPr>
+        <w:t xml:space="preserve">Spring Boot 4, si falta el starter o la propiedad de consola, la ruta</w:t>
+      </w:r>
+      <w:r>
+        <w:rPr>
+          <w:i/>
+          <w:iCs/>
+        </w:rPr>
+        <w:t xml:space="preserve"> </w:t>
+      </w:r>
+      <w:r>
+        <w:rPr>
+          <w:i/>
+          <w:iCs/>
+        </w:rPr>
+        <w:t xml:space="preserve">/h2-console da 404 aunque eso no demuestre que JPA haya fallado. Cada error</w:t>
+      </w:r>
+      <w:r>
+        <w:rPr>
+          <w:i/>
+          <w:iCs/>
+        </w:rPr>
+        <w:t xml:space="preserve"> </w:t>
+      </w:r>
+      <w:r>
+        <w:rPr>
+          <w:i/>
+          <w:iCs/>
+        </w:rPr>
+        <w:t xml:space="preserve">se lee en el registro de arranque, señalando qué línea del mensaje importa.</w:t>
+      </w:r>
+      <w:r>
+        <w:rPr>
+          <w:i/>
+          <w:iCs/>
+        </w:rPr>
+        <w:t xml:space="preserve"> </w:t>
+      </w:r>
+      <w:r>
+        <w:rPr>
+          <w:i/>
+          <w:iCs/>
+        </w:rPr>
+        <w:t xml:space="preserve">Se completa después el ciclo CRUD</w:t>
       </w:r>
       <w:r>
         <w:rPr>
@@ -2795,21 +3298,21 @@
           <w:i/>
           <w:iCs/>
         </w:rPr>
-        <w:t xml:space="preserve">jdbc:h2:mem: los datos siguen desapareciendo al reiniciar, y se cambia a</w:t>
-      </w:r>
-      <w:r>
-        <w:rPr>
-          <w:i/>
-          <w:iCs/>
-        </w:rPr>
-        <w:t xml:space="preserve"> </w:t>
-      </w:r>
-      <w:r>
-        <w:rPr>
-          <w:i/>
-          <w:iCs/>
-        </w:rPr>
-        <w:t xml:space="preserve">jdbc:h2:file:./datos/biblioteca para que persistan de verdad; se reinicia la</w:t>
+        <w:t xml:space="preserve">jdbc:h2:mem:jugadores los datos siguen desapareciendo al reiniciar, y se</w:t>
+      </w:r>
+      <w:r>
+        <w:rPr>
+          <w:i/>
+          <w:iCs/>
+        </w:rPr>
+        <w:t xml:space="preserve"> </w:t>
+      </w:r>
+      <w:r>
+        <w:rPr>
+          <w:i/>
+          <w:iCs/>
+        </w:rPr>
+        <w:t xml:space="preserve">cambia a jdbc:h2:file:./datos/jugadores para que persistan de verdad; se reinicia la</w:t>
       </w:r>
       <w:r>
         <w:rPr>
@@ -2894,6 +3397,62 @@
           <w:iCs/>
         </w:rPr>
         <w:t xml:space="preserve">reconstruye vacía en cada arranque aunque la dirección apunte a un archivo.</w:t>
+      </w:r>
+      <w:r>
+        <w:rPr>
+          <w:i/>
+          <w:iCs/>
+        </w:rPr>
+        <w:t xml:space="preserve"> </w:t>
+      </w:r>
+      <w:r>
+        <w:rPr>
+          <w:i/>
+          <w:iCs/>
+        </w:rPr>
+        <w:t xml:space="preserve">Se inspecciona el id oculto del formulario para comprobar que editar</w:t>
+      </w:r>
+      <w:r>
+        <w:rPr>
+          <w:i/>
+          <w:iCs/>
+        </w:rPr>
+        <w:t xml:space="preserve"> </w:t>
+      </w:r>
+      <w:r>
+        <w:rPr>
+          <w:i/>
+          <w:iCs/>
+        </w:rPr>
+        <w:t xml:space="preserve">actualiza la fila y no inserta otra. El driver PostgreSQL se agrega si el</w:t>
+      </w:r>
+      <w:r>
+        <w:rPr>
+          <w:i/>
+          <w:iCs/>
+        </w:rPr>
+        <w:t xml:space="preserve"> </w:t>
+      </w:r>
+      <w:r>
+        <w:rPr>
+          <w:i/>
+          <w:iCs/>
+        </w:rPr>
+        <w:t xml:space="preserve">perfil prod declara org.postgresql.Driver; no se necesita mientras el perfil</w:t>
+      </w:r>
+      <w:r>
+        <w:rPr>
+          <w:i/>
+          <w:iCs/>
+        </w:rPr>
+        <w:t xml:space="preserve"> </w:t>
+      </w:r>
+      <w:r>
+        <w:rPr>
+          <w:i/>
+          <w:iCs/>
+        </w:rPr>
+        <w:t xml:space="preserve">dev siga activo.</w:t>
       </w:r>
       <w:r>
         <w:rPr>
@@ -3088,7 +3647,43 @@
           <w:i/>
           <w:iCs/>
         </w:rPr>
-        <w:t xml:space="preserve">(tabla comparativa H2 local frente a PostgreSQL en Neon).</w:t>
+        <w:t xml:space="preserve">(tabla comparativa H2 local frente a PostgreSQL en Neon); la base de</w:t>
+      </w:r>
+      <w:r>
+        <w:rPr>
+          <w:i/>
+          <w:iCs/>
+        </w:rPr>
+        <w:t xml:space="preserve"> </w:t>
+      </w:r>
+      <w:r>
+        <w:rPr>
+          <w:i/>
+          <w:iCs/>
+        </w:rPr>
+        <w:t xml:space="preserve">ejemplo se llama</w:t>
+      </w:r>
+      <w:r>
+        <w:rPr>
+          <w:i/>
+          <w:iCs/>
+        </w:rPr>
+        <w:t xml:space="preserve"> </w:t>
+      </w:r>
+      <w:r>
+        <w:rPr>
+          <w:rStyle w:val="VerbatimChar"/>
+          <w:i/>
+          <w:iCs/>
+        </w:rPr>
+        <w:t xml:space="preserve">jugadores</w:t>
+      </w:r>
+      <w:r>
+        <w:rPr>
+          <w:i/>
+          <w:iCs/>
+        </w:rPr>
+        <w:t xml:space="preserve">.</w:t>
       </w:r>
     </w:p>
     <w:p>
@@ -3142,7 +3737,7 @@
           <w:i/>
           <w:iCs/>
         </w:rPr>
-        <w:t xml:space="preserve">Actividad: Trabajo autónomo sobre el proyecto de práctica</w:t>
+        <w:t xml:space="preserve">Actividad: Trabajo autónomo sobre el proyecto de Semana 11</w:t>
       </w:r>
       <w:r>
         <w:rPr>
@@ -3157,35 +3752,57 @@
           <w:i/>
           <w:iCs/>
         </w:rPr>
-        <w:t xml:space="preserve">taller-jpa</w:t>
-      </w:r>
-      <w:r>
-        <w:rPr>
-          <w:i/>
-          <w:iCs/>
-        </w:rPr>
-        <w:t xml:space="preserve"> </w:t>
-      </w:r>
-      <w:r>
-        <w:rPr>
-          <w:i/>
-          <w:iCs/>
-        </w:rPr>
-        <w:t xml:space="preserve">(Biblioteca Comunitaria Semilla, entidad Libro), con acompañamiento del</w:t>
-      </w:r>
-      <w:r>
-        <w:rPr>
-          <w:i/>
-          <w:iCs/>
-        </w:rPr>
-        <w:t xml:space="preserve"> </w:t>
-      </w:r>
-      <w:r>
-        <w:rPr>
-          <w:i/>
-          <w:iCs/>
-        </w:rPr>
-        <w:t xml:space="preserve">docente en el chat o en salas. El docente circula atento a los errores</w:t>
+        <w:t xml:space="preserve">taller-formularios</w:t>
+      </w:r>
+      <w:r>
+        <w:rPr>
+          <w:i/>
+          <w:iCs/>
+        </w:rPr>
+        <w:t xml:space="preserve"> </w:t>
+      </w:r>
+      <w:r>
+        <w:rPr>
+          <w:i/>
+          <w:iCs/>
+        </w:rPr>
+        <w:t xml:space="preserve">(Escuela de Fútbol Los Cerritos, entidad</w:t>
+      </w:r>
+      <w:r>
+        <w:rPr>
+          <w:i/>
+          <w:iCs/>
+        </w:rPr>
+        <w:t xml:space="preserve"> </w:t>
+      </w:r>
+      <w:r>
+        <w:rPr>
+          <w:rStyle w:val="VerbatimChar"/>
+          <w:i/>
+          <w:iCs/>
+        </w:rPr>
+        <w:t xml:space="preserve">Jugador</w:t>
+      </w:r>
+      <w:r>
+        <w:rPr>
+          <w:i/>
+          <w:iCs/>
+        </w:rPr>
+        <w:t xml:space="preserve">),</w:t>
+      </w:r>
+      <w:r>
+        <w:rPr>
+          <w:i/>
+          <w:iCs/>
+        </w:rPr>
+        <w:t xml:space="preserve"> </w:t>
+      </w:r>
+      <w:r>
+        <w:rPr>
+          <w:i/>
+          <w:iCs/>
+        </w:rPr>
+        <w:t xml:space="preserve">con acompañamiento del docente en el chat o en salas. El docente circula atento a los errores</w:t>
       </w:r>
       <w:r>
         <w:rPr>
@@ -3259,42 +3876,169 @@
           <w:i/>
           <w:iCs/>
         </w:rPr>
-        <w:t xml:space="preserve"> </w:t>
-      </w:r>
-      <w:r>
-        <w:rPr>
-          <w:i/>
-          <w:iCs/>
-        </w:rPr>
-        <w:t xml:space="preserve">(ocho ejercicios con pista y solución, y el Kit</w:t>
-      </w:r>
-      <w:r>
-        <w:rPr>
-          <w:i/>
-          <w:iCs/>
-        </w:rPr>
-        <w:t xml:space="preserve"> </w:t>
-      </w:r>
-      <w:r>
-        <w:rPr>
-          <w:i/>
-          <w:iCs/>
-        </w:rPr>
-        <w:t xml:space="preserve">de doce archivos completos con su ruta, su línea package y todos sus</w:t>
-      </w:r>
-      <w:r>
-        <w:rPr>
-          <w:i/>
-          <w:iCs/>
-        </w:rPr>
-        <w:t xml:space="preserve"> </w:t>
-      </w:r>
-      <w:r>
-        <w:rPr>
-          <w:i/>
-          <w:iCs/>
-        </w:rPr>
-        <w:t xml:space="preserve">import).</w:t>
+        <w:t xml:space="preserve">: iniciar en</w:t>
+      </w:r>
+      <w:r>
+        <w:rPr>
+          <w:i/>
+          <w:iCs/>
+        </w:rPr>
+        <w:t xml:space="preserve"> </w:t>
+      </w:r>
+      <w:r>
+        <w:rPr>
+          <w:i/>
+          <w:iCs/>
+        </w:rPr>
+        <w:t xml:space="preserve">“Ejercicios”</w:t>
+      </w:r>
+      <w:r>
+        <w:rPr>
+          <w:i/>
+          <w:iCs/>
+        </w:rPr>
+        <w:t xml:space="preserve"> </w:t>
+      </w:r>
+      <w:r>
+        <w:rPr>
+          <w:i/>
+          <w:iCs/>
+        </w:rPr>
+        <w:t xml:space="preserve">y seguir sus seis</w:t>
+      </w:r>
+      <w:r>
+        <w:rPr>
+          <w:i/>
+          <w:iCs/>
+        </w:rPr>
+        <w:t xml:space="preserve"> </w:t>
+      </w:r>
+      <w:r>
+        <w:rPr>
+          <w:i/>
+          <w:iCs/>
+        </w:rPr>
+        <w:t xml:space="preserve">pasos con checkpoints; consultar el Kit de Acompañamiento y su explicación</w:t>
+      </w:r>
+      <w:r>
+        <w:rPr>
+          <w:i/>
+          <w:iCs/>
+        </w:rPr>
+        <w:t xml:space="preserve"> </w:t>
+      </w:r>
+      <w:r>
+        <w:rPr>
+          <w:i/>
+          <w:iCs/>
+        </w:rPr>
+        <w:t xml:space="preserve">al necesitar los archivos finales o aclarar qué se conserva y qué se agrega.</w:t>
+      </w:r>
+      <w:r>
+        <w:rPr>
+          <w:i/>
+          <w:iCs/>
+        </w:rPr>
+        <w:t xml:space="preserve"> </w:t>
+      </w:r>
+      <w:r>
+        <w:rPr>
+          <w:i/>
+          <w:iCs/>
+        </w:rPr>
+        <w:t xml:space="preserve">Quienes aún no llegaron a Semana 11 pueden usar</w:t>
+      </w:r>
+      <w:r>
+        <w:rPr>
+          <w:i/>
+          <w:iCs/>
+        </w:rPr>
+        <w:t xml:space="preserve"> </w:t>
+      </w:r>
+      <w:r>
+        <w:rPr>
+          <w:i/>
+          <w:iCs/>
+        </w:rPr>
+        <w:t xml:space="preserve">“Kit para iniciar Jugador</w:t>
+      </w:r>
+      <w:r>
+        <w:rPr>
+          <w:i/>
+          <w:iCs/>
+        </w:rPr>
+        <w:t xml:space="preserve"> </w:t>
+      </w:r>
+      <w:r>
+        <w:rPr>
+          <w:i/>
+          <w:iCs/>
+        </w:rPr>
+        <w:t xml:space="preserve">desde cero”</w:t>
+      </w:r>
+      <w:r>
+        <w:rPr>
+          <w:i/>
+          <w:iCs/>
+        </w:rPr>
+        <w:t xml:space="preserve">: generar el proyecto y seleccionar las dependencias en Spring</w:t>
+      </w:r>
+      <w:r>
+        <w:rPr>
+          <w:i/>
+          <w:iCs/>
+        </w:rPr>
+        <w:t xml:space="preserve"> </w:t>
+      </w:r>
+      <w:r>
+        <w:rPr>
+          <w:i/>
+          <w:iCs/>
+        </w:rPr>
+        <w:t xml:space="preserve">Initializr, no en el POM, y seguir el árbol completo de carpetas y archivos.</w:t>
+      </w:r>
+      <w:r>
+        <w:rPr>
+          <w:i/>
+          <w:iCs/>
+        </w:rPr>
+        <w:t xml:space="preserve"> </w:t>
+      </w:r>
+      <w:r>
+        <w:rPr>
+          <w:i/>
+          <w:iCs/>
+        </w:rPr>
+        <w:t xml:space="preserve">La Práctica independiente de Biblioteca y el Anexo funcional</w:t>
+      </w:r>
+      <w:r>
+        <w:rPr>
+          <w:i/>
+          <w:iCs/>
+        </w:rPr>
+        <w:t xml:space="preserve"> </w:t>
+      </w:r>
+      <w:r>
+        <w:rPr>
+          <w:rStyle w:val="VerbatimChar"/>
+          <w:i/>
+          <w:iCs/>
+        </w:rPr>
+        <w:t xml:space="preserve">taller-jpa</w:t>
+      </w:r>
+      <w:r>
+        <w:rPr>
+          <w:i/>
+          <w:iCs/>
+        </w:rPr>
+        <w:t xml:space="preserve"> </w:t>
+      </w:r>
+      <w:r>
+        <w:rPr>
+          <w:i/>
+          <w:iCs/>
+        </w:rPr>
+        <w:t xml:space="preserve">son recursos separados del proyecto principal de la semana.</w:t>
       </w:r>
     </w:p>
     <w:p>
@@ -3306,35 +4050,93 @@
           <w:i/>
           <w:iCs/>
         </w:rPr>
-        <w:t xml:space="preserve">Actividad que realizará el estudiante: Resolver los ejercicios posibles en</w:t>
-      </w:r>
-      <w:r>
-        <w:rPr>
-          <w:i/>
-          <w:iCs/>
-        </w:rPr>
-        <w:t xml:space="preserve"> </w:t>
-      </w:r>
-      <w:r>
-        <w:rPr>
-          <w:i/>
-          <w:iCs/>
-        </w:rPr>
-        <w:t xml:space="preserve">el tiempo disponible y dejar el resto como trabajo autónomo; el Ejercicio 8</w:t>
-      </w:r>
-      <w:r>
-        <w:rPr>
-          <w:i/>
-          <w:iCs/>
-        </w:rPr>
-        <w:t xml:space="preserve"> </w:t>
-      </w:r>
-      <w:r>
-        <w:rPr>
-          <w:i/>
-          <w:iCs/>
-        </w:rPr>
-        <w:t xml:space="preserve">—H2 en archivo y perfiles— es el imprescindible.</w:t>
+        <w:t xml:space="preserve">Actividad que realizará el estudiante: completar el cambio de la lista a</w:t>
+      </w:r>
+      <w:r>
+        <w:rPr>
+          <w:i/>
+          <w:iCs/>
+        </w:rPr>
+        <w:t xml:space="preserve"> </w:t>
+      </w:r>
+      <w:r>
+        <w:rPr>
+          <w:rStyle w:val="VerbatimChar"/>
+          <w:i/>
+          <w:iCs/>
+        </w:rPr>
+        <w:t xml:space="preserve">JugadorRepository</w:t>
+      </w:r>
+      <w:r>
+        <w:rPr>
+          <w:i/>
+          <w:iCs/>
+        </w:rPr>
+        <w:t xml:space="preserve"> </w:t>
+      </w:r>
+      <w:r>
+        <w:rPr>
+          <w:i/>
+          <w:iCs/>
+        </w:rPr>
+        <w:t xml:space="preserve">—o generar el proyecto desde cero y construir el módulo</w:t>
+      </w:r>
+      <w:r>
+        <w:rPr>
+          <w:i/>
+          <w:iCs/>
+        </w:rPr>
+        <w:t xml:space="preserve"> </w:t>
+      </w:r>
+      <w:r>
+        <w:rPr>
+          <w:i/>
+          <w:iCs/>
+        </w:rPr>
+        <w:t xml:space="preserve">con las dependencias seleccionadas en Initializr— y</w:t>
+      </w:r>
+      <w:r>
+        <w:rPr>
+          <w:i/>
+          <w:iCs/>
+        </w:rPr>
+        <w:t xml:space="preserve"> </w:t>
+      </w:r>
+      <w:r>
+        <w:rPr>
+          <w:i/>
+          <w:iCs/>
+        </w:rPr>
+        <w:t xml:space="preserve">avanzar con la configuración H2 en archivo y perfiles; la referencia</w:t>
+      </w:r>
+      <w:r>
+        <w:rPr>
+          <w:i/>
+          <w:iCs/>
+        </w:rPr>
+        <w:t xml:space="preserve"> </w:t>
+      </w:r>
+      <w:r>
+        <w:rPr>
+          <w:rStyle w:val="VerbatimChar"/>
+          <w:i/>
+          <w:iCs/>
+        </w:rPr>
+        <w:t xml:space="preserve">taller-jpa</w:t>
+      </w:r>
+      <w:r>
+        <w:rPr>
+          <w:i/>
+          <w:iCs/>
+        </w:rPr>
+        <w:t xml:space="preserve"> </w:t>
+      </w:r>
+      <w:r>
+        <w:rPr>
+          <w:i/>
+          <w:iCs/>
+        </w:rPr>
+        <w:t xml:space="preserve">queda disponible si hace falta comparar archivos.</w:t>
       </w:r>
     </w:p>
     <w:p>
